--- a/descargas/infantil/word/PRESENTE_infantil_semana4.docx
+++ b/descargas/infantil/word/PRESENTE_infantil_semana4.docx
@@ -126,7 +126,7 @@
       </w:r>
       <w:r>
         <w:rPr/>
-        <w:t xml:space="preserve">dos propuestas; cada clase elige una:</w:t>
+        <w:t xml:space="preserve">igual en los dos modelos (ver la pestaña «Símbolo»):</w:t>
       </w:r>
     </w:p>
     <w:p>
@@ -143,32 +143,11 @@
           <w:bCs/>
           <w:color w:val="9A7400"/>
         </w:rPr>
-        <w:t xml:space="preserve">Caja cúbica (propuestas A y B): </w:t>
+        <w:t xml:space="preserve">En los dos modelos: </w:t>
       </w:r>
       <w:r>
         <w:rPr/>
-        <w:t xml:space="preserve"> plantilla 4: la tarjeta «Para: ti · De: Dios» se cuelga del lazo.</w:t>
-      </w:r>
-    </w:p>
-    <w:p>
-      <w:pPr>
-        <w:pStyle w:val="Lista"/>
-        <w:numPr>
-          <w:ilvl w:val="0"/>
-          <w:numId w:val="1"/>
-        </w:numPr>
-      </w:pPr>
-      <w:r>
-        <w:rPr>
-          <w:b/>
-          <w:bCs/>
-          <w:color w:val="9A7400"/>
-        </w:rPr>
-        <w:t xml:space="preserve">Caja abatible (propuesta C): </w:t>
-      </w:r>
-      <w:r>
-        <w:rPr/>
-        <w:t xml:space="preserve"> la tarjeta de la lámina 2 se ata al lazo; por detrás, la clase escribe sus compromisos para Navidad.</w:t>
+        <w:t xml:space="preserve"> plantilla 4: cada alumno escribe en su tarjeta su nombre («¡Presente!») y, por detrás, su compromiso, y la deja dentro de la caja. Se vuelve a cerrar.</w:t>
       </w:r>
     </w:p>
     <w:p>
@@ -240,7 +219,7 @@
       </w:pPr>
       <w:r>
         <w:rPr/>
-        <w:t xml:space="preserve">«Encendemos la cuarta vela: ¡ya están todas! Y a nuestra caja le falta lo último: la tarjeta. ¿Qué pondrá?». Se cuelga del lazo la tarjeta grande de la plantilla 4 y se lee en voz alta: «Para: ti. De: Dios». ¡El regalo es para nosotros!</w:t>
+        <w:t xml:space="preserve">«Encendemos la cuarta vela: ¡ya están todas! ¿Sabéis qué pone detrás de nuestra señal?». Se gira el símbolo y se lee en voz alta: «Para: ti. De: Dios». ¡El regalo es para nosotros!</w:t>
       </w:r>
     </w:p>
     <w:p>
@@ -284,7 +263,7 @@
       </w:pPr>
       <w:r>
         <w:rPr/>
-        <w:t xml:space="preserve">María dijo «¡Presente!» a Dios. Si lo desea, la maestra entrega a cada niño una tarjeta pequeña con su nombre en «Para». Nos ponemos de pie, abrimos los brazos y decimos juntos: «¡Aquí estoy!».</w:t>
+        <w:t xml:space="preserve">María dijo «¡Presente!» a Dios. La maestra entrega a cada niño su tarjeta con su nombre (plantilla 4); por detrás puede dibujar algo bueno que hará. Cada uno la deja dentro de la caja diciendo «¡Presente!». Nos ponemos de pie, abrimos los brazos y decimos juntos: «¡Aquí estoy!».</w:t>
       </w:r>
     </w:p>
     <w:p>
